--- a/Xceed.Words.NET.Examples/Samples/Document/Output/ReplacedText.docx
+++ b/Xceed.Words.NET.Examples/Samples/Document/Output/ReplacedText.docx
@@ -59,7 +59,7 @@
       </w:r>
       <w:r>
         <w:rPr>
-          <w:lang w:val="en-US"/>
+          <w:lang w:val="en-CA"/>
           <w:b/>
           <w:sz w:val="24"/>
           <w:szCs w:val="24"/>
@@ -101,7 +101,7 @@
       </w:pPr>
       <w:r>
         <w:rPr>
-          <w:lang w:val="en-US"/>
+          <w:lang w:val="en-CA"/>
           <w:b/>
           <w:sz w:val="24"/>
           <w:szCs w:val="24"/>
@@ -168,7 +168,7 @@
       </w:r>
       <w:r>
         <w:rPr>
-          <w:lang w:val="en-US"/>
+          <w:lang w:val="en-CA"/>
           <w:b/>
           <w:sz w:val="24"/>
           <w:szCs w:val="24"/>
@@ -246,7 +246,7 @@
       </w:pPr>
       <w:r>
         <w:rPr>
-          <w:lang w:val="en-US"/>
+          <w:lang w:val="en-CA"/>
           <w:b/>
           <w:sz w:val="24"/>
           <w:szCs w:val="24"/>
